--- a/docs/00_thesis/chapters/00b_英文摘要.docx
+++ b/docs/00_thesis/chapters/00b_英文摘要.docx
@@ -48,7 +48,7 @@
         <w:pStyle w:val="a0"/>
       </w:pPr>
       <w:r>
-        <w:t xml:space="preserve">We utilized a publicly available longitudinal dataset (Luo et al., 2024) comprising 6,056 adults aged 40+ followed from 2010 to 2018. A three-timepoint design (Y-2, Y-1, Y0) was adopted, using health indicators and delta features (Δ) to predict disease status. A sliding window approach generated 13,514 records. Eight models (traditional statistics, tree-based, Support Vector Machine (SVM), neural network) were compared, with symbolic regression exploring interpretability. StratifiedGroupKFold 5-fold cross-validation ensured no data leakage.</w:t>
+        <w:t xml:space="preserve">We utilized a publicly available longitudinal dataset (Luo et al., 2024) comprising 6,056 adults aged 40+ followed from 2010 to 2018. A three-timepoint design (Y-2, Y-1, Y0) was adopted, using health indicators and delta features (Δ) to predict disease status. A sliding window approach generated 13,514 records. Ten models (traditional statistics, instance-based, tree-based, kernel methods, and neural network) were compared, with symbolic regression exploring interpretability. StratifiedGroupKFold 5-fold cross-validation ensured no data leakage.</w:t>
       </w:r>
     </w:p>
     <w:p>
@@ -56,7 +56,7 @@
         <w:pStyle w:val="a0"/>
       </w:pPr>
       <w:r>
-        <w:t xml:space="preserve">Key findings: (1) Logistic Regression achieved an Area Under the Curve (AUC) of 0.938 for hyperglycemia; (2) Δ features improved AUC by 1.5%–2.3% and comprised 30–50% of top 10 features; (3) SHapley Additive exPlanations (SHAP) revealed disease-specific predictors; (4) symbolic regression achieved AUC 0.943 with a minimal formula; (5) more checkup records improved performance; (6) top 5 features showed &lt;0.5% AUC decrease.</w:t>
+        <w:t xml:space="preserve">Key findings: (1) Logistic Regression achieved an Area Under the Curve (AUC) of 0.938 for hyperglycemia; (2) accumulating more checkup records improved prediction performance, with AUC positively correlated with checkup frequency (e.g., hypertension AUC increased from 0.676 to 0.835); (3) SHapley Additive exPlanations (SHAP) revealed disease-specific predictors; (4) symbolic regression achieved AUC 0.943 with a minimal formula; (5) using only the top 2 features, AUC decrease remained within 1.5%.</w:t>
       </w:r>
     </w:p>
     <w:p>
